--- a/RULES.docx
+++ b/RULES.docx
@@ -60,53 +60,87 @@
           <w:color w:val="251C53"/>
           <w:sz w:val="18"/>
         </w:rPr>
-        <w:t xml:space="preserve">                          ┌───────────────┐</w:t>
+        <w:t>CTO  (Cấp cao nhất)</w:t>
         <w:br/>
-        <w:t xml:space="preserve">                          │      CTO      │  (Cấp cao nhất)</w:t>
+        <w:t>├── Product Manager</w:t>
         <w:br/>
-        <w:t xml:space="preserve">                          └───────┬───────┘</w:t>
+        <w:t>│   └── Business Analyst</w:t>
         <w:br/>
-        <w:t xml:space="preserve">                                  │</w:t>
+        <w:t>├── Engineering Manager</w:t>
         <w:br/>
-        <w:t xml:space="preserve">        ┌─────────────────────────┼─────────────────────────┐</w:t>
+        <w:t>│   ├── Tech Lead</w:t>
         <w:br/>
-        <w:t xml:space="preserve">        │                         │                         │</w:t>
+        <w:t>│   │   ├── Senior Developer</w:t>
         <w:br/>
-        <w:t>┌───────▼────────┐    ┌───────────▼──────────┐    ┌─────────▼────────┐</w:t>
+        <w:t>│   │   ├── Junior Developer</w:t>
         <w:br/>
-        <w:t>│ Product Manager│    │ Engineering Manager  │    │  UI/UX Designer  │</w:t>
+        <w:t>│   │   └── Code Migrator          ← CHỈ khi user yêu cầu migrate code (Opus khi lập plan, Sonnet khi code)</w:t>
         <w:br/>
-        <w:t>└───────┬────────┘    └───────────┬──────────┘    └──────────────────┘</w:t>
+        <w:t>│   ├── QA Lead</w:t>
         <w:br/>
-        <w:t xml:space="preserve">        │                         │</w:t>
+        <w:t>│   │   ├── QA Engineer</w:t>
         <w:br/>
-        <w:t>┌───────▼────────┐    ┌───────────┼─────────────┬──────────────┐</w:t>
+        <w:t>│   │   └── UX/UI Reviewer         ← gọi khi code vừa sửa/thêm giao diện</w:t>
         <w:br/>
-        <w:t>│Business Analyst│    │           │             │              │</w:t>
+        <w:t>│   ├── DevOps Lead</w:t>
         <w:br/>
-        <w:t>└────────────────┘    │           │             │              │</w:t>
+        <w:t>│   │   └── DevOps Engineer</w:t>
         <w:br/>
-        <w:t xml:space="preserve">                ┌─────▼─────┐ ┌───▼────┐ ┌──────▼─────┐ ┌──────▼──────┐</w:t>
+        <w:t>│   ├── Project Manager</w:t>
         <w:br/>
-        <w:t xml:space="preserve">                │ Tech Lead │ │QA Lead │ │ DevOps Lead│ │Project Mgr  │</w:t>
+        <w:t>│   └── Documentation Writer       ← CHỈ khi user yêu cầu</w:t>
         <w:br/>
-        <w:t xml:space="preserve">                └─────┬─────┘ └───┬────┘ └──────┬─────┘ └─────────────┘</w:t>
-        <w:br/>
-        <w:t xml:space="preserve">                      │           │             │</w:t>
-        <w:br/>
-        <w:t xml:space="preserve">              ┌───────┴────┐      │             │</w:t>
-        <w:br/>
-        <w:t xml:space="preserve">       ┌──────▼─────┐ ┌────▼─────┐│       ┌─────▼────────┐</w:t>
-        <w:br/>
-        <w:t xml:space="preserve">       │ Senior Dev │ │Junior Dev││       │DevOps Engineer│</w:t>
-        <w:br/>
-        <w:t xml:space="preserve">       └────────────┘ └──────────┘│       └───────────────┘</w:t>
-        <w:br/>
-        <w:t xml:space="preserve">                              ┌───▼──────┐</w:t>
-        <w:br/>
-        <w:t xml:space="preserve">                              │QA Engineer│</w:t>
-        <w:br/>
-        <w:t xml:space="preserve">                              └───────────┘</w:t>
+        <w:t>└── UI/UX Designer</w:t>
+      </w:r>
+    </w:p>
+    <w:p>
+      <w:pPr>
+        <w:spacing w:before="40" w:after="40"/>
+        <w:ind w:left="567"/>
+        <w:pBdr>
+          <w:left w:val="single" w:sz="12" w:space="10" w:color="F05922"/>
+        </w:pBdr>
+      </w:pPr>
+      <w:r>
+        <w:rPr>
+          <w:b/>
+          <w:color w:val="4A3F8C"/>
+        </w:rPr>
+        <w:t>Đồng bộ bắt buộc:</w:t>
+      </w:r>
+      <w:r>
+        <w:rPr>
+          <w:color w:val="4A3F8C"/>
+        </w:rPr>
+        <w:t xml:space="preserve"> Sơ đồ này PHẢI khớp với </w:t>
+      </w:r>
+      <w:r>
+        <w:rPr>
+          <w:rFonts w:ascii="Courier New" w:hAnsi="Courier New"/>
+          <w:color w:val="F05922"/>
+          <w:sz w:val="18"/>
+        </w:rPr>
+        <w:t>CLAUDE.md</w:t>
+      </w:r>
+      <w:r>
+        <w:rPr>
+          <w:color w:val="4A3F8C"/>
+        </w:rPr>
+        <w:t xml:space="preserve"> §1 và </w:t>
+      </w:r>
+      <w:r>
+        <w:rPr>
+          <w:rFonts w:ascii="Courier New" w:hAnsi="Courier New"/>
+          <w:color w:val="F05922"/>
+          <w:sz w:val="18"/>
+        </w:rPr>
+        <w:t>.claude/shared/CORE.md</w:t>
+      </w:r>
+      <w:r>
+        <w:rPr>
+          <w:color w:val="4A3F8C"/>
+        </w:rPr>
+        <w:t xml:space="preserve"> §2. Khi thêm/sửa agent → cập nhật cả 3 file trong cùng session (xem §10 CLAUDE.md).</w:t>
       </w:r>
     </w:p>
     <w:p>
@@ -486,7 +520,7 @@
               <w:rPr>
                 <w:sz w:val="20"/>
               </w:rPr>
-              <w:t>Senior Developer, Business Analyst, UI/UX Designer</w:t>
+              <w:t>Senior Developer, Business Analyst, UI/UX Designer, Documentation Writer (chỉ khi user yêu cầu), Code Migrator (Opus — chỉ khi lập plan migrate, chỉ khi user yêu cầu)</w:t>
             </w:r>
           </w:p>
         </w:tc>
@@ -547,7 +581,7 @@
               <w:rPr>
                 <w:sz w:val="20"/>
               </w:rPr>
-              <w:t>Junior Developer, QA Engineer, DevOps Engineer</w:t>
+              <w:t>Junior Developer, QA Engineer, DevOps Engineer, UX/UI Reviewer (gọi khi code vừa đổi/thêm giao diện)</w:t>
             </w:r>
           </w:p>
         </w:tc>
@@ -678,6 +712,10 @@
         <w:br/>
         <w:t xml:space="preserve">        ↓</w:t>
         <w:br/>
+        <w:t>[CÓ ĐIỀU KIỆN] UX/UI Reviewer — nếu code vừa sửa/thêm giao diện: chạy app thật, chụp screenshot, đánh giá trực quan</w:t>
+        <w:br/>
+        <w:t xml:space="preserve">        ↓</w:t>
+        <w:br/>
         <w:t>QA Engineer (test) → QA Lead (kiểm tra cuối)</w:t>
         <w:br/>
         <w:t xml:space="preserve">        ↓</w:t>
@@ -687,6 +725,75 @@
         <w:t xml:space="preserve">        ↓</w:t>
         <w:br/>
         <w:t>Engineering Manager / CTO (release sign-off)</w:t>
+      </w:r>
+    </w:p>
+    <w:p>
+      <w:pPr>
+        <w:spacing w:before="40" w:after="40"/>
+        <w:ind w:left="567"/>
+        <w:pBdr>
+          <w:left w:val="single" w:sz="12" w:space="10" w:color="F05922"/>
+        </w:pBdr>
+      </w:pPr>
+      <w:r>
+        <w:rPr>
+          <w:b/>
+          <w:color w:val="4A3F8C"/>
+        </w:rPr>
+        <w:t>UX/UI Reviewer:</w:t>
+      </w:r>
+      <w:r>
+        <w:rPr>
+          <w:color w:val="4A3F8C"/>
+        </w:rPr>
+        <w:t xml:space="preserve"> bỏ qua bước này nếu thay đổi chỉ ở backend/logic, không đụng giao diện. Áp dụng tương tự cho luồng Bug fix, Hotfix, Fast-Track, Refactor nếu có đổi UI.</w:t>
+      </w:r>
+    </w:p>
+    <w:p>
+      <w:pPr>
+        <w:spacing w:after="80"/>
+      </w:pPr>
+      <w:r>
+        <w:rPr>
+          <w:sz w:val="21"/>
+        </w:rPr>
+        <w:t>&gt;</w:t>
+      </w:r>
+    </w:p>
+    <w:p>
+      <w:pPr>
+        <w:spacing w:before="40" w:after="40"/>
+        <w:ind w:left="567"/>
+        <w:pBdr>
+          <w:left w:val="single" w:sz="12" w:space="10" w:color="F05922"/>
+        </w:pBdr>
+      </w:pPr>
+      <w:r>
+        <w:rPr>
+          <w:b/>
+          <w:color w:val="4A3F8C"/>
+        </w:rPr>
+        <w:t>Code Migrator:</w:t>
+      </w:r>
+      <w:r>
+        <w:rPr>
+          <w:color w:val="4A3F8C"/>
+        </w:rPr>
+        <w:t xml:space="preserve"> KHÔNG nằm trong luồng "Yêu cầu mới" ở trên. Chỉ dùng cho yêu cầu riêng "chuyển đổi framework/ngôn ngữ/UI stack" (xem </w:t>
+      </w:r>
+      <w:r>
+        <w:rPr>
+          <w:rFonts w:ascii="Courier New" w:hAnsi="Courier New"/>
+          <w:color w:val="F05922"/>
+          <w:sz w:val="18"/>
+        </w:rPr>
+        <w:t>CLAUDE.md</w:t>
+      </w:r>
+      <w:r>
+        <w:rPr>
+          <w:color w:val="4A3F8C"/>
+        </w:rPr>
+        <w:t xml:space="preserve"> §4 WF-MIGRATE) — Code Migrator (Opus) khảo sát + lập plan → user duyệt → Senior/Junior Developer code (Sonnet) → Code Migrator review → QA Engineer verify. KHÔNG tự động chạy trong luồng feature/bug thông thường.</w:t>
       </w:r>
     </w:p>
     <w:p>
@@ -1643,7 +1750,7 @@
               <w:rPr>
                 <w:sz w:val="20"/>
               </w:rPr>
-              <w:t>Kiến trúc kỹ thuật</w:t>
+              <w:t>Kiểm tra trực quan UI vừa code (nếu có đổi giao diện)</w:t>
             </w:r>
           </w:p>
         </w:tc>
@@ -1663,7 +1770,7 @@
               <w:rPr>
                 <w:sz w:val="20"/>
               </w:rPr>
-              <w:t>Tech Lead</w:t>
+              <w:t>Senior/Junior Developer</w:t>
             </w:r>
           </w:p>
         </w:tc>
@@ -1683,7 +1790,7 @@
               <w:rPr>
                 <w:sz w:val="20"/>
               </w:rPr>
-              <w:t>Senior Devs</w:t>
+              <w:t>UX/UI Reviewer</w:t>
             </w:r>
           </w:p>
         </w:tc>
@@ -1703,7 +1810,7 @@
               <w:rPr>
                 <w:sz w:val="20"/>
               </w:rPr>
-              <w:t>CTO</w:t>
+              <w:t>QA Lead</w:t>
             </w:r>
           </w:p>
         </w:tc>
@@ -1724,45 +1831,7 @@
               <w:rPr>
                 <w:sz w:val="20"/>
               </w:rPr>
-              <w:t>Code (PR thường)</w:t>
-            </w:r>
-          </w:p>
-        </w:tc>
-        <w:tc>
-          <w:tcPr>
-            <w:tcW w:type="dxa" w:w="2422"/>
-            <w:tcBorders>
-              <w:top w:val="single" w:sz="4" w:space="0" w:color="CBCBCB"/>
-              <w:left w:val="single" w:sz="4" w:space="0" w:color="CBCBCB"/>
-              <w:bottom w:val="single" w:sz="4" w:space="0" w:color="CBCBCB"/>
-              <w:right w:val="single" w:sz="4" w:space="0" w:color="CBCBCB"/>
-            </w:tcBorders>
-          </w:tcPr>
-          <w:p>
-            <w:r>
-              <w:rPr>
-                <w:sz w:val="20"/>
-              </w:rPr>
-              <w:t>Developer</w:t>
-            </w:r>
-          </w:p>
-        </w:tc>
-        <w:tc>
-          <w:tcPr>
-            <w:tcW w:type="dxa" w:w="2422"/>
-            <w:tcBorders>
-              <w:top w:val="single" w:sz="4" w:space="0" w:color="CBCBCB"/>
-              <w:left w:val="single" w:sz="4" w:space="0" w:color="CBCBCB"/>
-              <w:bottom w:val="single" w:sz="4" w:space="0" w:color="CBCBCB"/>
-              <w:right w:val="single" w:sz="4" w:space="0" w:color="CBCBCB"/>
-            </w:tcBorders>
-          </w:tcPr>
-          <w:p>
-            <w:r>
-              <w:rPr>
-                <w:sz w:val="20"/>
-              </w:rPr>
-              <w:t>Senior Dev / Tech Lead</w:t>
+              <w:t>Kiến trúc kỹ thuật</w:t>
             </w:r>
           </w:p>
         </w:tc>
@@ -1785,6 +1854,44 @@
             </w:r>
           </w:p>
         </w:tc>
+        <w:tc>
+          <w:tcPr>
+            <w:tcW w:type="dxa" w:w="2422"/>
+            <w:tcBorders>
+              <w:top w:val="single" w:sz="4" w:space="0" w:color="CBCBCB"/>
+              <w:left w:val="single" w:sz="4" w:space="0" w:color="CBCBCB"/>
+              <w:bottom w:val="single" w:sz="4" w:space="0" w:color="CBCBCB"/>
+              <w:right w:val="single" w:sz="4" w:space="0" w:color="CBCBCB"/>
+            </w:tcBorders>
+          </w:tcPr>
+          <w:p>
+            <w:r>
+              <w:rPr>
+                <w:sz w:val="20"/>
+              </w:rPr>
+              <w:t>Senior Devs</w:t>
+            </w:r>
+          </w:p>
+        </w:tc>
+        <w:tc>
+          <w:tcPr>
+            <w:tcW w:type="dxa" w:w="2422"/>
+            <w:tcBorders>
+              <w:top w:val="single" w:sz="4" w:space="0" w:color="CBCBCB"/>
+              <w:left w:val="single" w:sz="4" w:space="0" w:color="CBCBCB"/>
+              <w:bottom w:val="single" w:sz="4" w:space="0" w:color="CBCBCB"/>
+              <w:right w:val="single" w:sz="4" w:space="0" w:color="CBCBCB"/>
+            </w:tcBorders>
+          </w:tcPr>
+          <w:p>
+            <w:r>
+              <w:rPr>
+                <w:sz w:val="20"/>
+              </w:rPr>
+              <w:t>CTO</w:t>
+            </w:r>
+          </w:p>
+        </w:tc>
       </w:tr>
       <w:tr>
         <w:tc>
@@ -1803,7 +1910,7 @@
               <w:rPr>
                 <w:sz w:val="20"/>
               </w:rPr>
-              <w:t>Code (PR critical)</w:t>
+              <w:t>Code (PR thường)</w:t>
             </w:r>
           </w:p>
         </w:tc>
@@ -1843,7 +1950,7 @@
               <w:rPr>
                 <w:sz w:val="20"/>
               </w:rPr>
-              <w:t>Tech Lead</w:t>
+              <w:t>Senior Dev / Tech Lead</w:t>
             </w:r>
           </w:p>
         </w:tc>
@@ -1863,7 +1970,7 @@
               <w:rPr>
                 <w:sz w:val="20"/>
               </w:rPr>
-              <w:t>Engineering Manager hoặc CTO</w:t>
+              <w:t>Tech Lead</w:t>
             </w:r>
           </w:p>
         </w:tc>
@@ -1884,7 +1991,7 @@
               <w:rPr>
                 <w:sz w:val="20"/>
               </w:rPr>
-              <w:t>Test plan</w:t>
+              <w:t>Code (PR critical)</w:t>
             </w:r>
           </w:p>
         </w:tc>
@@ -1903,26 +2010,7 @@
               <w:rPr>
                 <w:sz w:val="20"/>
               </w:rPr>
-              <w:t>QA Engineer</w:t>
-            </w:r>
-          </w:p>
-        </w:tc>
-        <w:tc>
-          <w:tcPr>
-            <w:tcW w:type="dxa" w:w="2422"/>
-            <w:tcBorders>
-              <w:top w:val="single" w:sz="4" w:space="0" w:color="CBCBCB"/>
-              <w:left w:val="single" w:sz="4" w:space="0" w:color="CBCBCB"/>
-              <w:bottom w:val="single" w:sz="4" w:space="0" w:color="CBCBCB"/>
-              <w:right w:val="single" w:sz="4" w:space="0" w:color="CBCBCB"/>
-            </w:tcBorders>
-          </w:tcPr>
-          <w:p>
-            <w:r>
-              <w:rPr>
-                <w:sz w:val="20"/>
-              </w:rPr>
-              <w:t>QA Lead</w:t>
+              <w:t>Developer</w:t>
             </w:r>
           </w:p>
         </w:tc>
@@ -1945,6 +2033,25 @@
             </w:r>
           </w:p>
         </w:tc>
+        <w:tc>
+          <w:tcPr>
+            <w:tcW w:type="dxa" w:w="2422"/>
+            <w:tcBorders>
+              <w:top w:val="single" w:sz="4" w:space="0" w:color="CBCBCB"/>
+              <w:left w:val="single" w:sz="4" w:space="0" w:color="CBCBCB"/>
+              <w:bottom w:val="single" w:sz="4" w:space="0" w:color="CBCBCB"/>
+              <w:right w:val="single" w:sz="4" w:space="0" w:color="CBCBCB"/>
+            </w:tcBorders>
+          </w:tcPr>
+          <w:p>
+            <w:r>
+              <w:rPr>
+                <w:sz w:val="20"/>
+              </w:rPr>
+              <w:t>Engineering Manager hoặc CTO</w:t>
+            </w:r>
+          </w:p>
+        </w:tc>
       </w:tr>
       <w:tr>
         <w:tc>
@@ -1963,7 +2070,167 @@
               <w:rPr>
                 <w:sz w:val="20"/>
               </w:rPr>
+              <w:t>Test plan</w:t>
+            </w:r>
+          </w:p>
+        </w:tc>
+        <w:tc>
+          <w:tcPr>
+            <w:tcW w:type="dxa" w:w="2422"/>
+            <w:shd w:val="clear" w:color="auto" w:fill="B8B3D6"/>
+            <w:tcBorders>
+              <w:top w:val="single" w:sz="4" w:space="0" w:color="CBCBCB"/>
+              <w:left w:val="single" w:sz="4" w:space="0" w:color="CBCBCB"/>
+              <w:bottom w:val="single" w:sz="4" w:space="0" w:color="CBCBCB"/>
+              <w:right w:val="single" w:sz="4" w:space="0" w:color="CBCBCB"/>
+            </w:tcBorders>
+          </w:tcPr>
+          <w:p>
+            <w:r>
+              <w:rPr>
+                <w:sz w:val="20"/>
+              </w:rPr>
+              <w:t>QA Engineer</w:t>
+            </w:r>
+          </w:p>
+        </w:tc>
+        <w:tc>
+          <w:tcPr>
+            <w:tcW w:type="dxa" w:w="2422"/>
+            <w:shd w:val="clear" w:color="auto" w:fill="B8B3D6"/>
+            <w:tcBorders>
+              <w:top w:val="single" w:sz="4" w:space="0" w:color="CBCBCB"/>
+              <w:left w:val="single" w:sz="4" w:space="0" w:color="CBCBCB"/>
+              <w:bottom w:val="single" w:sz="4" w:space="0" w:color="CBCBCB"/>
+              <w:right w:val="single" w:sz="4" w:space="0" w:color="CBCBCB"/>
+            </w:tcBorders>
+          </w:tcPr>
+          <w:p>
+            <w:r>
+              <w:rPr>
+                <w:sz w:val="20"/>
+              </w:rPr>
+              <w:t>QA Lead</w:t>
+            </w:r>
+          </w:p>
+        </w:tc>
+        <w:tc>
+          <w:tcPr>
+            <w:tcW w:type="dxa" w:w="2422"/>
+            <w:shd w:val="clear" w:color="auto" w:fill="B8B3D6"/>
+            <w:tcBorders>
+              <w:top w:val="single" w:sz="4" w:space="0" w:color="CBCBCB"/>
+              <w:left w:val="single" w:sz="4" w:space="0" w:color="CBCBCB"/>
+              <w:bottom w:val="single" w:sz="4" w:space="0" w:color="CBCBCB"/>
+              <w:right w:val="single" w:sz="4" w:space="0" w:color="CBCBCB"/>
+            </w:tcBorders>
+          </w:tcPr>
+          <w:p>
+            <w:r>
+              <w:rPr>
+                <w:sz w:val="20"/>
+              </w:rPr>
+              <w:t>Tech Lead</w:t>
+            </w:r>
+          </w:p>
+        </w:tc>
+      </w:tr>
+      <w:tr>
+        <w:tc>
+          <w:tcPr>
+            <w:tcW w:type="dxa" w:w="2422"/>
+            <w:tcBorders>
+              <w:top w:val="single" w:sz="4" w:space="0" w:color="CBCBCB"/>
+              <w:left w:val="single" w:sz="4" w:space="0" w:color="CBCBCB"/>
+              <w:bottom w:val="single" w:sz="4" w:space="0" w:color="CBCBCB"/>
+              <w:right w:val="single" w:sz="4" w:space="0" w:color="CBCBCB"/>
+            </w:tcBorders>
+          </w:tcPr>
+          <w:p>
+            <w:r>
+              <w:rPr>
+                <w:sz w:val="20"/>
+              </w:rPr>
               <w:t>Deploy staging</w:t>
+            </w:r>
+          </w:p>
+        </w:tc>
+        <w:tc>
+          <w:tcPr>
+            <w:tcW w:type="dxa" w:w="2422"/>
+            <w:tcBorders>
+              <w:top w:val="single" w:sz="4" w:space="0" w:color="CBCBCB"/>
+              <w:left w:val="single" w:sz="4" w:space="0" w:color="CBCBCB"/>
+              <w:bottom w:val="single" w:sz="4" w:space="0" w:color="CBCBCB"/>
+              <w:right w:val="single" w:sz="4" w:space="0" w:color="CBCBCB"/>
+            </w:tcBorders>
+          </w:tcPr>
+          <w:p>
+            <w:r>
+              <w:rPr>
+                <w:sz w:val="20"/>
+              </w:rPr>
+              <w:t>DevOps Engineer</w:t>
+            </w:r>
+          </w:p>
+        </w:tc>
+        <w:tc>
+          <w:tcPr>
+            <w:tcW w:type="dxa" w:w="2422"/>
+            <w:tcBorders>
+              <w:top w:val="single" w:sz="4" w:space="0" w:color="CBCBCB"/>
+              <w:left w:val="single" w:sz="4" w:space="0" w:color="CBCBCB"/>
+              <w:bottom w:val="single" w:sz="4" w:space="0" w:color="CBCBCB"/>
+              <w:right w:val="single" w:sz="4" w:space="0" w:color="CBCBCB"/>
+            </w:tcBorders>
+          </w:tcPr>
+          <w:p>
+            <w:r>
+              <w:rPr>
+                <w:sz w:val="20"/>
+              </w:rPr>
+              <w:t>DevOps Lead</w:t>
+            </w:r>
+          </w:p>
+        </w:tc>
+        <w:tc>
+          <w:tcPr>
+            <w:tcW w:type="dxa" w:w="2422"/>
+            <w:tcBorders>
+              <w:top w:val="single" w:sz="4" w:space="0" w:color="CBCBCB"/>
+              <w:left w:val="single" w:sz="4" w:space="0" w:color="CBCBCB"/>
+              <w:bottom w:val="single" w:sz="4" w:space="0" w:color="CBCBCB"/>
+              <w:right w:val="single" w:sz="4" w:space="0" w:color="CBCBCB"/>
+            </w:tcBorders>
+          </w:tcPr>
+          <w:p>
+            <w:r>
+              <w:rPr>
+                <w:sz w:val="20"/>
+              </w:rPr>
+              <w:t>DevOps Lead</w:t>
+            </w:r>
+          </w:p>
+        </w:tc>
+      </w:tr>
+      <w:tr>
+        <w:tc>
+          <w:tcPr>
+            <w:tcW w:type="dxa" w:w="2422"/>
+            <w:shd w:val="clear" w:color="auto" w:fill="B8B3D6"/>
+            <w:tcBorders>
+              <w:top w:val="single" w:sz="4" w:space="0" w:color="CBCBCB"/>
+              <w:left w:val="single" w:sz="4" w:space="0" w:color="CBCBCB"/>
+              <w:bottom w:val="single" w:sz="4" w:space="0" w:color="CBCBCB"/>
+              <w:right w:val="single" w:sz="4" w:space="0" w:color="CBCBCB"/>
+            </w:tcBorders>
+          </w:tcPr>
+          <w:p>
+            <w:r>
+              <w:rPr>
+                <w:sz w:val="20"/>
+              </w:rPr>
+              <w:t>Deploy production</w:t>
             </w:r>
           </w:p>
         </w:tc>
@@ -2011,84 +2278,6 @@
           <w:tcPr>
             <w:tcW w:type="dxa" w:w="2422"/>
             <w:shd w:val="clear" w:color="auto" w:fill="B8B3D6"/>
-            <w:tcBorders>
-              <w:top w:val="single" w:sz="4" w:space="0" w:color="CBCBCB"/>
-              <w:left w:val="single" w:sz="4" w:space="0" w:color="CBCBCB"/>
-              <w:bottom w:val="single" w:sz="4" w:space="0" w:color="CBCBCB"/>
-              <w:right w:val="single" w:sz="4" w:space="0" w:color="CBCBCB"/>
-            </w:tcBorders>
-          </w:tcPr>
-          <w:p>
-            <w:r>
-              <w:rPr>
-                <w:sz w:val="20"/>
-              </w:rPr>
-              <w:t>DevOps Lead</w:t>
-            </w:r>
-          </w:p>
-        </w:tc>
-      </w:tr>
-      <w:tr>
-        <w:tc>
-          <w:tcPr>
-            <w:tcW w:type="dxa" w:w="2422"/>
-            <w:tcBorders>
-              <w:top w:val="single" w:sz="4" w:space="0" w:color="CBCBCB"/>
-              <w:left w:val="single" w:sz="4" w:space="0" w:color="CBCBCB"/>
-              <w:bottom w:val="single" w:sz="4" w:space="0" w:color="CBCBCB"/>
-              <w:right w:val="single" w:sz="4" w:space="0" w:color="CBCBCB"/>
-            </w:tcBorders>
-          </w:tcPr>
-          <w:p>
-            <w:r>
-              <w:rPr>
-                <w:sz w:val="20"/>
-              </w:rPr>
-              <w:t>Deploy production</w:t>
-            </w:r>
-          </w:p>
-        </w:tc>
-        <w:tc>
-          <w:tcPr>
-            <w:tcW w:type="dxa" w:w="2422"/>
-            <w:tcBorders>
-              <w:top w:val="single" w:sz="4" w:space="0" w:color="CBCBCB"/>
-              <w:left w:val="single" w:sz="4" w:space="0" w:color="CBCBCB"/>
-              <w:bottom w:val="single" w:sz="4" w:space="0" w:color="CBCBCB"/>
-              <w:right w:val="single" w:sz="4" w:space="0" w:color="CBCBCB"/>
-            </w:tcBorders>
-          </w:tcPr>
-          <w:p>
-            <w:r>
-              <w:rPr>
-                <w:sz w:val="20"/>
-              </w:rPr>
-              <w:t>DevOps Engineer</w:t>
-            </w:r>
-          </w:p>
-        </w:tc>
-        <w:tc>
-          <w:tcPr>
-            <w:tcW w:type="dxa" w:w="2422"/>
-            <w:tcBorders>
-              <w:top w:val="single" w:sz="4" w:space="0" w:color="CBCBCB"/>
-              <w:left w:val="single" w:sz="4" w:space="0" w:color="CBCBCB"/>
-              <w:bottom w:val="single" w:sz="4" w:space="0" w:color="CBCBCB"/>
-              <w:right w:val="single" w:sz="4" w:space="0" w:color="CBCBCB"/>
-            </w:tcBorders>
-          </w:tcPr>
-          <w:p>
-            <w:r>
-              <w:rPr>
-                <w:sz w:val="20"/>
-              </w:rPr>
-              <w:t>DevOps Lead</w:t>
-            </w:r>
-          </w:p>
-        </w:tc>
-        <w:tc>
-          <w:tcPr>
-            <w:tcW w:type="dxa" w:w="2422"/>
             <w:tcBorders>
               <w:top w:val="single" w:sz="4" w:space="0" w:color="CBCBCB"/>
               <w:left w:val="single" w:sz="4" w:space="0" w:color="CBCBCB"/>
@@ -2563,6 +2752,32 @@
     </w:p>
     <w:p>
       <w:pPr>
+        <w:pStyle w:val="ListBullet"/>
+        <w:spacing w:after="20"/>
+        <w:ind w:left="283"/>
+      </w:pPr>
+      <w:r>
+        <w:rPr>
+          <w:sz w:val="21"/>
+        </w:rPr>
+        <w:t>"Chuyển đổi project WinForms sang Avalonia" → Code Migrator tiếp nhận (chỉ khi yêu cầu rõ ràng, không tự động).</w:t>
+      </w:r>
+    </w:p>
+    <w:p>
+      <w:pPr>
+        <w:pStyle w:val="ListBullet"/>
+        <w:spacing w:after="20"/>
+        <w:ind w:left="283"/>
+      </w:pPr>
+      <w:r>
+        <w:rPr>
+          <w:sz w:val="21"/>
+        </w:rPr>
+        <w:t>Sau khi Senior/Junior Developer code xong màn hình mới → UX/UI Reviewer tự động được gọi kiểm tra trực quan trước khi QA vào.</w:t>
+      </w:r>
+    </w:p>
+    <w:p>
+      <w:pPr>
         <w:pBdr>
           <w:bottom w:val="single" w:sz="6" w:space="1" w:color="F05922"/>
         </w:pBdr>

--- a/RULES.docx
+++ b/RULES.docx
@@ -1031,7 +1031,7 @@
           <w:b/>
           <w:sz w:val="21"/>
         </w:rPr>
-        <w:t>Luồng thực thi Fast-Track:</w:t>
+        <w:t>Luồng thực thi Fast-Track (tham khảo nhanh):</w:t>
       </w:r>
     </w:p>
     <w:p>
@@ -1219,6 +1219,287 @@
           <w:color w:val="4A3F8C"/>
         </w:rPr>
         <w:t xml:space="preserve"> Nếu Tech Lead trong lúc review phát hiện tác động của task Fast-Track lớn hơn dự kiến (ví dụ: ảnh hưởng đến file core trên Code Graph), Tech Lead có quyền HỦY Fast-Track và ép luồng này quay trở lại trạng thái chờ duyệt PPP thông thường.</w:t>
+      </w:r>
+    </w:p>
+    <w:p>
+      <w:pPr>
+        <w:pBdr>
+          <w:bottom w:val="single" w:sz="6" w:space="1" w:color="F05922"/>
+        </w:pBdr>
+        <w:spacing w:after="120"/>
+      </w:pPr>
+    </w:p>
+    <w:p>
+      <w:pPr>
+        <w:pStyle w:val="Heading3"/>
+        <w:spacing w:before="160" w:after="60"/>
+      </w:pPr>
+      <w:r>
+        <w:rPr>
+          <w:color w:val="4A3F8C"/>
+          <w:sz w:val="24"/>
+        </w:rPr>
+        <w:t>3.4. Nguyên tắc song song hoá (Parallel Execution) — bổ sung, lấy cảm hứng từ Ruflo/Claude Flow</w:t>
+      </w:r>
+    </w:p>
+    <w:p>
+      <w:pPr>
+        <w:spacing w:after="80"/>
+      </w:pPr>
+      <w:r>
+        <w:rPr>
+          <w:b/>
+          <w:sz w:val="21"/>
+        </w:rPr>
+        <w:t>Mục tiêu:</w:t>
+      </w:r>
+      <w:r>
+        <w:rPr>
+          <w:sz w:val="21"/>
+        </w:rPr>
+        <w:t xml:space="preserve"> Rút ngắn thời gian workflow bằng cách chạy các bước ĐỘC LẬP đồng thời, thay vì ép tuần tự khi không cần thiết. KHÔNG áp dụng cho bất kỳ cặp bước nào có quan hệ review/approve (vi phạm Two-Eyes Principle §5).</w:t>
+      </w:r>
+    </w:p>
+    <w:p>
+      <w:pPr>
+        <w:spacing w:after="80"/>
+      </w:pPr>
+      <w:r>
+        <w:rPr>
+          <w:b/>
+          <w:sz w:val="21"/>
+        </w:rPr>
+        <w:t>Điều kiện BẮT BUỘC để 2 bước được chạy song song (phải thỏa mãn TẤT CẢ):</w:t>
+      </w:r>
+    </w:p>
+    <w:p>
+      <w:pPr>
+        <w:spacing w:after="20"/>
+        <w:ind w:left="567" w:hanging="283"/>
+      </w:pPr>
+      <w:r>
+        <w:rPr>
+          <w:sz w:val="21"/>
+        </w:rPr>
+        <w:t>1.</w:t>
+        <w:tab/>
+      </w:r>
+      <w:r>
+        <w:rPr>
+          <w:sz w:val="21"/>
+        </w:rPr>
+        <w:t>Cả hai bước cùng nhận input từ MỘT bước trước đó — không bước nào phụ thuộc output của bước kia.</w:t>
+      </w:r>
+    </w:p>
+    <w:p>
+      <w:pPr>
+        <w:spacing w:after="20"/>
+        <w:ind w:left="567" w:hanging="283"/>
+      </w:pPr>
+      <w:r>
+        <w:rPr>
+          <w:sz w:val="21"/>
+        </w:rPr>
+        <w:t>2.</w:t>
+        <w:tab/>
+      </w:r>
+      <w:r>
+        <w:rPr>
+          <w:sz w:val="21"/>
+        </w:rPr>
+        <w:t>Không có quan hệ "làm → review/approve" giữa 2 bước.</w:t>
+      </w:r>
+    </w:p>
+    <w:p>
+      <w:pPr>
+        <w:spacing w:after="20"/>
+        <w:ind w:left="567" w:hanging="283"/>
+      </w:pPr>
+      <w:r>
+        <w:rPr>
+          <w:sz w:val="21"/>
+        </w:rPr>
+        <w:t>3.</w:t>
+        <w:tab/>
+      </w:r>
+      <w:r>
+        <w:rPr>
+          <w:sz w:val="21"/>
+        </w:rPr>
+        <w:t>Artifact của 2 bước độc lập nhau — không cùng ghi vào 1 file tại cùng thời điểm (nếu có, phải tuần tự phần đó).</w:t>
+      </w:r>
+    </w:p>
+    <w:p>
+      <w:pPr>
+        <w:spacing w:after="20"/>
+        <w:ind w:left="567" w:hanging="283"/>
+      </w:pPr>
+      <w:r>
+        <w:rPr>
+          <w:sz w:val="21"/>
+        </w:rPr>
+        <w:t>4.</w:t>
+        <w:tab/>
+      </w:r>
+      <w:r>
+        <w:rPr>
+          <w:sz w:val="21"/>
+        </w:rPr>
+        <w:t>Cả hai đều đã đủ điều kiện bắt đầu ngay (không blocked, không chờ user).</w:t>
+      </w:r>
+    </w:p>
+    <w:p>
+      <w:pPr>
+        <w:spacing w:after="80"/>
+      </w:pPr>
+      <w:r>
+        <w:rPr>
+          <w:b/>
+          <w:sz w:val="21"/>
+        </w:rPr>
+        <w:t>Danh sách cặp bước đã xác định đủ điều kiện song song</w:t>
+      </w:r>
+      <w:r>
+        <w:rPr>
+          <w:sz w:val="21"/>
+        </w:rPr>
+        <w:t xml:space="preserve"> (ký hiệu </w:t>
+      </w:r>
+      <w:r>
+        <w:rPr>
+          <w:rFonts w:ascii="Courier New" w:hAnsi="Courier New"/>
+          <w:color w:val="F05922"/>
+          <w:sz w:val="18"/>
+        </w:rPr>
+        <w:t>∥</w:t>
+      </w:r>
+      <w:r>
+        <w:rPr>
+          <w:sz w:val="21"/>
+        </w:rPr>
+        <w:t xml:space="preserve"> trong </w:t>
+      </w:r>
+      <w:r>
+        <w:rPr>
+          <w:rFonts w:ascii="Courier New" w:hAnsi="Courier New"/>
+          <w:color w:val="F05922"/>
+          <w:sz w:val="18"/>
+        </w:rPr>
+        <w:t>CLAUDE.md</w:t>
+      </w:r>
+      <w:r>
+        <w:rPr>
+          <w:sz w:val="21"/>
+        </w:rPr>
+        <w:t xml:space="preserve"> §4):</w:t>
+      </w:r>
+    </w:p>
+    <w:p>
+      <w:pPr>
+        <w:pStyle w:val="ListBullet"/>
+        <w:spacing w:after="20"/>
+        <w:ind w:left="283"/>
+      </w:pPr>
+      <w:r>
+        <w:rPr>
+          <w:sz w:val="21"/>
+        </w:rPr>
+        <w:t>WF-FEATURE: Senior Developer (code phần phức tạp) ∥ Junior Developer (code CRUD/UI đơn giản) — cùng nhận task breakdown từ Tech Lead.</w:t>
+      </w:r>
+    </w:p>
+    <w:p>
+      <w:pPr>
+        <w:pStyle w:val="ListBullet"/>
+        <w:spacing w:after="20"/>
+        <w:ind w:left="283"/>
+      </w:pPr>
+      <w:r>
+        <w:rPr>
+          <w:sz w:val="21"/>
+        </w:rPr>
+        <w:t>WF-FEATURE / WF-BUGFIX / WF-HOTFIX / WF-FASTTRACK / WF-REFACTOR (khi có UXR): UX/UI Reviewer (đánh giá trực quan) ∥ QA Engineer (test chức năng) — cùng nhận code đã merge, không phụ thuộc lẫn nhau.</w:t>
+      </w:r>
+    </w:p>
+    <w:p>
+      <w:pPr>
+        <w:pStyle w:val="ListBullet"/>
+        <w:spacing w:after="20"/>
+        <w:ind w:left="283"/>
+      </w:pPr>
+      <w:r>
+        <w:rPr>
+          <w:sz w:val="21"/>
+        </w:rPr>
+        <w:t>WF-SPRINT: Business Analyst (AC check) ∥ Tech Lead (pre-estimate) — cùng dùng backlog từ Product Manager.</w:t>
+      </w:r>
+    </w:p>
+    <w:p>
+      <w:pPr>
+        <w:spacing w:after="80"/>
+      </w:pPr>
+      <w:r>
+        <w:rPr>
+          <w:b/>
+          <w:sz w:val="21"/>
+        </w:rPr>
+        <w:t>Cách thực thi:</w:t>
+      </w:r>
+      <w:r>
+        <w:rPr>
+          <w:sz w:val="21"/>
+        </w:rPr>
+        <w:t xml:space="preserve"> Dispatcher gọi nhiều subagent trong CÙNG 1 lời gọi Agent tool (không tuần tự từng cái một). Mỗi agent vẫn PHẢI tự tạo đủ artifact riêng theo đúng domain (§11 CLAUDE.md) — song song hoá KHÔNG được phép làm giảm chất lượng artifact hay bỏ qua bất kỳ bước kiểm tra nào.</w:t>
+      </w:r>
+    </w:p>
+    <w:p>
+      <w:pPr>
+        <w:spacing w:after="80"/>
+      </w:pPr>
+      <w:r>
+        <w:rPr>
+          <w:b/>
+          <w:sz w:val="21"/>
+        </w:rPr>
+        <w:t>TUYỆT ĐỐI KHÔNG song song hoá:</w:t>
+      </w:r>
+    </w:p>
+    <w:p>
+      <w:pPr>
+        <w:pStyle w:val="ListBullet"/>
+        <w:spacing w:after="20"/>
+        <w:ind w:left="283"/>
+      </w:pPr>
+      <w:r>
+        <w:rPr>
+          <w:sz w:val="21"/>
+        </w:rPr>
+        <w:t>Bất kỳ cặp bước nào một bên review/approve output của bên kia (VD: Senior Dev code → Tech Lead review PHẢI tuần tự).</w:t>
+      </w:r>
+    </w:p>
+    <w:p>
+      <w:pPr>
+        <w:pStyle w:val="ListBullet"/>
+        <w:spacing w:after="20"/>
+        <w:ind w:left="283"/>
+      </w:pPr>
+      <w:r>
+        <w:rPr>
+          <w:sz w:val="21"/>
+        </w:rPr>
+        <w:t>Các bước ghi đè lên cùng 1 file/artifact cùng lúc.</w:t>
+      </w:r>
+    </w:p>
+    <w:p>
+      <w:pPr>
+        <w:pStyle w:val="ListBullet"/>
+        <w:spacing w:after="20"/>
+        <w:ind w:left="283"/>
+      </w:pPr>
+      <w:r>
+        <w:rPr>
+          <w:sz w:val="21"/>
+        </w:rPr>
+        <w:t>Bất kỳ bước nào trong WF-INCIDENT liên quan quyết định rollback/hotfix (cần quyết định tuần tự, trách nhiệm rõ ràng theo từng người).</w:t>
       </w:r>
     </w:p>
     <w:p>

--- a/RULES.docx
+++ b/RULES.docx
@@ -74,7 +74,9 @@
         <w:br/>
         <w:t>│   │   ├── Junior Developer</w:t>
         <w:br/>
-        <w:t>│   │   └── Code Migrator          ← CHỈ khi user yêu cầu migrate code (Opus khi lập plan, Sonnet khi code)</w:t>
+        <w:t>│   │   ├── Code Migrator          ← CHỈ khi user yêu cầu migrate code (Opus khi lập plan, Sonnet khi code)</w:t>
+        <w:br/>
+        <w:t>│   │   └── GitHub Repo Researcher ← CHỈ khi user gửi link GitHub yêu cầu nghiên cứu (Sonnet)</w:t>
         <w:br/>
         <w:t>│   ├── QA Lead</w:t>
         <w:br/>
@@ -520,7 +522,7 @@
               <w:rPr>
                 <w:sz w:val="20"/>
               </w:rPr>
-              <w:t>Senior Developer, Business Analyst, UI/UX Designer, Documentation Writer (chỉ khi user yêu cầu), Code Migrator (Opus — chỉ khi lập plan migrate, chỉ khi user yêu cầu)</w:t>
+              <w:t>Senior Developer, Business Analyst, UI/UX Designer, Documentation Writer (chỉ khi user yêu cầu), Code Migrator (Opus — chỉ khi lập plan migrate, chỉ khi user yêu cầu), GitHub Repo Researcher (Sonnet — chỉ khi user gửi link GitHub)</w:t>
             </w:r>
           </w:p>
         </w:tc>
@@ -794,6 +796,53 @@
           <w:color w:val="4A3F8C"/>
         </w:rPr>
         <w:t xml:space="preserve"> §4 WF-MIGRATE) — Code Migrator (Opus) khảo sát + lập plan → user duyệt → Senior/Junior Developer code (Sonnet) → Code Migrator review → QA Engineer verify. KHÔNG tự động chạy trong luồng feature/bug thông thường.</w:t>
+      </w:r>
+    </w:p>
+    <w:p>
+      <w:pPr>
+        <w:spacing w:after="80"/>
+      </w:pPr>
+      <w:r>
+        <w:rPr>
+          <w:sz w:val="21"/>
+        </w:rPr>
+        <w:t>&gt;</w:t>
+      </w:r>
+    </w:p>
+    <w:p>
+      <w:pPr>
+        <w:spacing w:before="40" w:after="40"/>
+        <w:ind w:left="567"/>
+        <w:pBdr>
+          <w:left w:val="single" w:sz="12" w:space="10" w:color="F05922"/>
+        </w:pBdr>
+      </w:pPr>
+      <w:r>
+        <w:rPr>
+          <w:b/>
+          <w:color w:val="4A3F8C"/>
+        </w:rPr>
+        <w:t>GitHub Repo Researcher:</w:t>
+      </w:r>
+      <w:r>
+        <w:rPr>
+          <w:color w:val="4A3F8C"/>
+        </w:rPr>
+        <w:t xml:space="preserve"> KHÔNG nằm trong luồng "Yêu cầu mới" ở trên. Chỉ dùng khi user gửi link GitHub repo và yêu cầu nghiên cứu (xem </w:t>
+      </w:r>
+      <w:r>
+        <w:rPr>
+          <w:rFonts w:ascii="Courier New" w:hAnsi="Courier New"/>
+          <w:color w:val="F05922"/>
+          <w:sz w:val="18"/>
+        </w:rPr>
+        <w:t>CLAUDE.md</w:t>
+      </w:r>
+      <w:r>
+        <w:rPr>
+          <w:color w:val="4A3F8C"/>
+        </w:rPr>
+        <w:t xml:space="preserve"> §4 WF-GITHUB-RESEARCH) — tạo nhánh nghiên cứu → clone &amp; nghiên cứu → đề xuất cải tiến → user duyệt → áp dụng → user xác nhận merge → merge main. KHÔNG tự merge khi chưa có xác nhận rõ ràng của user tại thời điểm merge.</w:t>
       </w:r>
     </w:p>
     <w:p>
@@ -3059,6 +3108,19 @@
     </w:p>
     <w:p>
       <w:pPr>
+        <w:pStyle w:val="ListBullet"/>
+        <w:spacing w:after="20"/>
+        <w:ind w:left="283"/>
+      </w:pPr>
+      <w:r>
+        <w:rPr>
+          <w:sz w:val="21"/>
+        </w:rPr>
+        <w:t>"Nghiên cứu repo https://github.com/... này giúp tôi" → GitHub Repo Researcher tiếp nhận (chỉ khi có link GitHub, không tự động).</w:t>
+      </w:r>
+    </w:p>
+    <w:p>
+      <w:pPr>
         <w:pBdr>
           <w:bottom w:val="single" w:sz="6" w:space="1" w:color="F05922"/>
         </w:pBdr>

--- a/RULES.docx
+++ b/RULES.docx
@@ -842,7 +842,33 @@
         <w:rPr>
           <w:color w:val="4A3F8C"/>
         </w:rPr>
-        <w:t xml:space="preserve"> §4 WF-GITHUB-RESEARCH) — tạo nhánh nghiên cứu → clone &amp; nghiên cứu → đề xuất cải tiến → user duyệt → áp dụng → user xác nhận merge → merge main. KHÔNG tự merge khi chưa có xác nhận rõ ràng của user tại thời điểm merge.</w:t>
+        <w:t xml:space="preserve"> §4 WF-GITHUB-RESEARCH) — Phase 0 audit → tạo nhánh → clone &amp; phân tích → </w:t>
+      </w:r>
+      <w:r>
+        <w:rPr>
+          <w:b/>
+          <w:color w:val="4A3F8C"/>
+        </w:rPr>
+        <w:t>viết phân tích repo TRƯỚC</w:t>
+      </w:r>
+      <w:r>
+        <w:rPr>
+          <w:color w:val="4A3F8C"/>
+        </w:rPr>
+        <w:t xml:space="preserve"> (mục đích/cấu trúc/điểm nổi bật, không kèm đề xuất) → </w:t>
+      </w:r>
+      <w:r>
+        <w:rPr>
+          <w:b/>
+          <w:color w:val="4A3F8C"/>
+        </w:rPr>
+        <w:t>sau đó mới viết bảng đề xuất riêng biệt</w:t>
+      </w:r>
+      <w:r>
+        <w:rPr>
+          <w:color w:val="4A3F8C"/>
+        </w:rPr>
+        <w:t xml:space="preserve"> → user duyệt → áp dụng → user xác nhận merge → merge main. KHÔNG tự merge khi chưa có xác nhận rõ ràng của user tại thời điểm merge.</w:t>
       </w:r>
     </w:p>
     <w:p>

--- a/RULES.docx
+++ b/RULES.docx
@@ -855,20 +855,33 @@
         <w:rPr>
           <w:color w:val="4A3F8C"/>
         </w:rPr>
-        <w:t xml:space="preserve"> (mục đích/cấu trúc/điểm nổi bật, không kèm đề xuất) → </w:t>
+        <w:t xml:space="preserve"> (mục đích/cấu trúc/điểm nổi bật, không kèm đề xuất) → sau đó rẽ theo 2 mục đích: </w:t>
       </w:r>
       <w:r>
         <w:rPr>
           <w:b/>
           <w:color w:val="4A3F8C"/>
         </w:rPr>
-        <w:t>sau đó mới viết bảng đề xuất riêng biệt</w:t>
+        <w:t>Mode A (cải tiến KZTEK)</w:t>
       </w:r>
       <w:r>
         <w:rPr>
           <w:color w:val="4A3F8C"/>
         </w:rPr>
-        <w:t xml:space="preserve"> → user duyệt → áp dụng → user xác nhận merge → merge main. KHÔNG tự merge khi chưa có xác nhận rõ ràng của user tại thời điểm merge.</w:t>
+        <w:t xml:space="preserve"> viết bảng đề xuất riêng biệt → user duyệt → áp dụng → user xác nhận merge → merge main; </w:t>
+      </w:r>
+      <w:r>
+        <w:rPr>
+          <w:b/>
+          <w:color w:val="4A3F8C"/>
+        </w:rPr>
+        <w:t>Mode B (học tập/tham khảo cá nhân)</w:t>
+      </w:r>
+      <w:r>
+        <w:rPr>
+          <w:color w:val="4A3F8C"/>
+        </w:rPr>
+        <w:t xml:space="preserve"> hỏi user muốn tìm hiểu nguyên lý/cách áp dụng nào → giải thích tương tác đến khi user xác nhận đã nắm rõ → viết tài liệu tổng hợp → merge. KHÔNG tự merge khi chưa có xác nhận rõ ràng của user tại thời điểm merge (áp dụng cho cả 2 Mode).</w:t>
       </w:r>
     </w:p>
     <w:p>
@@ -3147,6 +3160,19 @@
     </w:p>
     <w:p>
       <w:pPr>
+        <w:pStyle w:val="ListBullet"/>
+        <w:spacing w:after="20"/>
+        <w:ind w:left="283"/>
+      </w:pPr>
+      <w:r>
+        <w:rPr>
+          <w:sz w:val="21"/>
+        </w:rPr>
+        <w:t>"Xem repo https://github.com/... này cho tôi học/tìm hiểu công nghệ, chưa cần áp dụng vào KZTEK" → GitHub Repo Researcher tiếp nhận, chạy Mode B (giải thích nguyên lý/hướng dẫn áp dụng tương tác, không bắt buộc đề xuất/merge code vào KZTEK).</w:t>
+      </w:r>
+    </w:p>
+    <w:p>
+      <w:pPr>
         <w:pBdr>
           <w:bottom w:val="single" w:sz="6" w:space="1" w:color="F05922"/>
         </w:pBdr>
